--- a/Satellite_Chlorophyll/report/Journal Paper - Multi-Sensor Satellite-Derived Chlorophyll Time Series to Support Water Quality Modeling in Lakes and Reservoirs.docx
+++ b/Satellite_Chlorophyll/report/Journal Paper - Multi-Sensor Satellite-Derived Chlorophyll Time Series to Support Water Quality Modeling in Lakes and Reservoirs.docx
@@ -64,21 +64,7 @@
         <w:rPr>
           <w:rFonts w:ascii="Arial" w:hAnsi="Arial" w:cs="Arial"/>
         </w:rPr>
-        <w:t xml:space="preserve">2018; </w:t>
-      </w:r>
-      <w:proofErr w:type="spellStart"/>
-      <w:r>
-        <w:rPr>
-          <w:rFonts w:ascii="Arial" w:hAnsi="Arial" w:cs="Arial"/>
-        </w:rPr>
-        <w:t>Paerl</w:t>
-      </w:r>
-      <w:proofErr w:type="spellEnd"/>
-      <w:r>
-        <w:rPr>
-          <w:rFonts w:ascii="Arial" w:hAnsi="Arial" w:cs="Arial"/>
-        </w:rPr>
-        <w:t xml:space="preserve"> and Otten</w:t>
+        <w:t>2018; Paerl and Otten</w:t>
       </w:r>
       <w:r>
         <w:rPr>
@@ -1066,7 +1052,21 @@
         <w:rPr>
           <w:rFonts w:ascii="Arial" w:hAnsi="Arial" w:cs="Arial"/>
         </w:rPr>
-        <w:t xml:space="preserve">The phytoplankton community exhibits a unique characteristic highly advantageous for satellite calibration: during peak bloom periods, more than 90% of the phytoplankton biovolume consists of a single species, Aphanizomenon </w:t>
+        <w:t xml:space="preserve">The phytoplankton community exhibits a unique characteristic highly advantageous for satellite calibration: during peak bloom periods, more than 90% of the phytoplankton biovolume consists of a single species, </w:t>
+      </w:r>
+      <w:proofErr w:type="spellStart"/>
+      <w:r>
+        <w:rPr>
+          <w:rFonts w:ascii="Arial" w:hAnsi="Arial" w:cs="Arial"/>
+        </w:rPr>
+        <w:t>Aphanizomenon</w:t>
+      </w:r>
+      <w:proofErr w:type="spellEnd"/>
+      <w:r>
+        <w:rPr>
+          <w:rFonts w:ascii="Arial" w:hAnsi="Arial" w:cs="Arial"/>
+        </w:rPr>
+        <w:t xml:space="preserve"> </w:t>
       </w:r>
       <w:proofErr w:type="spellStart"/>
       <w:r>
@@ -4092,9 +4092,8 @@
           <w:sz w:val="20"/>
           <w:szCs w:val="20"/>
         </w:rPr>
-        <w:t xml:space="preserve">Figure 1. Upper Klamath Lake in situ chlorophyll measurements (black line) compared with calibrated satellite estimates from Sentinel-2 (blue points), MODIS Terra (orange points), and MODIS Aqua (green points) for the period 2015-2024. Calibrated estimates show good agreement </w:t>
-      </w:r>
-      <w:proofErr w:type="gramStart"/>
+        <w:t xml:space="preserve">Figure 1. Upper Klamath Lake in situ chlorophyll measurements (black line) compared with calibrated satellite estimates from Sentinel-2 (blue points), MODIS Terra (orange points), and MODIS Aqua (green points) for the period 2015-2024. </w:t>
+      </w:r>
       <w:r>
         <w:rPr>
           <w:rFonts w:ascii="Arial" w:hAnsi="Arial" w:cs="Arial"/>
@@ -4102,10 +4101,10 @@
           <w:bCs/>
           <w:sz w:val="20"/>
           <w:szCs w:val="20"/>
-        </w:rPr>
-        <w:t>with in</w:t>
-      </w:r>
-      <w:proofErr w:type="gramEnd"/>
+          <w:highlight w:val="yellow"/>
+        </w:rPr>
+        <w:t xml:space="preserve">Calibrated estimates show agreement </w:t>
+      </w:r>
       <w:r>
         <w:rPr>
           <w:rFonts w:ascii="Arial" w:hAnsi="Arial" w:cs="Arial"/>
@@ -4113,8 +4112,101 @@
           <w:bCs/>
           <w:sz w:val="20"/>
           <w:szCs w:val="20"/>
-        </w:rPr>
-        <w:t xml:space="preserve"> situ seasonal patterns and magnitude.</w:t>
+          <w:highlight w:val="yellow"/>
+        </w:rPr>
+        <w:t xml:space="preserve">the </w:t>
+      </w:r>
+      <w:r>
+        <w:rPr>
+          <w:rFonts w:ascii="Arial" w:hAnsi="Arial" w:cs="Arial"/>
+          <w:b/>
+          <w:bCs/>
+          <w:sz w:val="20"/>
+          <w:szCs w:val="20"/>
+          <w:highlight w:val="yellow"/>
+        </w:rPr>
+        <w:t>seasonal patterns</w:t>
+      </w:r>
+      <w:r>
+        <w:rPr>
+          <w:rFonts w:ascii="Arial" w:hAnsi="Arial" w:cs="Arial"/>
+          <w:b/>
+          <w:bCs/>
+          <w:sz w:val="20"/>
+          <w:szCs w:val="20"/>
+          <w:highlight w:val="yellow"/>
+        </w:rPr>
+        <w:t xml:space="preserve"> visible in the </w:t>
+      </w:r>
+      <w:proofErr w:type="gramStart"/>
+      <w:r>
+        <w:rPr>
+          <w:rFonts w:ascii="Arial" w:hAnsi="Arial" w:cs="Arial"/>
+          <w:b/>
+          <w:bCs/>
+          <w:sz w:val="20"/>
+          <w:szCs w:val="20"/>
+          <w:highlight w:val="yellow"/>
+        </w:rPr>
+        <w:t>in situ</w:t>
+      </w:r>
+      <w:proofErr w:type="gramEnd"/>
+      <w:r>
+        <w:rPr>
+          <w:rFonts w:ascii="Arial" w:hAnsi="Arial" w:cs="Arial"/>
+          <w:b/>
+          <w:bCs/>
+          <w:sz w:val="20"/>
+          <w:szCs w:val="20"/>
+          <w:highlight w:val="yellow"/>
+        </w:rPr>
+        <w:t xml:space="preserve"> data</w:t>
+      </w:r>
+      <w:r>
+        <w:rPr>
+          <w:rFonts w:ascii="Arial" w:hAnsi="Arial" w:cs="Arial"/>
+          <w:b/>
+          <w:bCs/>
+          <w:sz w:val="20"/>
+          <w:szCs w:val="20"/>
+          <w:highlight w:val="yellow"/>
+        </w:rPr>
+        <w:t>.</w:t>
+      </w:r>
+      <w:r>
+        <w:rPr>
+          <w:rFonts w:ascii="Arial" w:hAnsi="Arial" w:cs="Arial"/>
+          <w:b/>
+          <w:bCs/>
+          <w:sz w:val="20"/>
+          <w:szCs w:val="20"/>
+          <w:highlight w:val="yellow"/>
+        </w:rPr>
+        <w:t xml:space="preserve"> There are several high chlorophyll values in the MODIS data that typically align with the timing of peaks in the UKL in situ data. However, neither MODIS nor Sentinel appear to be capturing the peak chlorophyll levels of the </w:t>
+      </w:r>
+      <w:proofErr w:type="gramStart"/>
+      <w:r>
+        <w:rPr>
+          <w:rFonts w:ascii="Arial" w:hAnsi="Arial" w:cs="Arial"/>
+          <w:b/>
+          <w:bCs/>
+          <w:sz w:val="20"/>
+          <w:szCs w:val="20"/>
+          <w:highlight w:val="yellow"/>
+        </w:rPr>
+        <w:t>in situ</w:t>
+      </w:r>
+      <w:proofErr w:type="gramEnd"/>
+      <w:r>
+        <w:rPr>
+          <w:rFonts w:ascii="Arial" w:hAnsi="Arial" w:cs="Arial"/>
+          <w:b/>
+          <w:bCs/>
+          <w:sz w:val="20"/>
+          <w:szCs w:val="20"/>
+          <w:highlight w:val="yellow"/>
+        </w:rPr>
+        <w:t xml:space="preserve"> data.</w:t>
       </w:r>
     </w:p>
     <w:p>
@@ -4152,6 +4244,19 @@
           <w:rFonts w:ascii="Arial" w:hAnsi="Arial" w:cs="Arial"/>
         </w:rPr>
         <w:t>. This indicates a need for further adjustments to the methodology.</w:t>
+      </w:r>
+      <w:r>
+        <w:rPr>
+          <w:rFonts w:ascii="Arial" w:hAnsi="Arial" w:cs="Arial"/>
+        </w:rPr>
+        <w:t xml:space="preserve"> </w:t>
+      </w:r>
+      <w:r>
+        <w:rPr>
+          <w:rFonts w:ascii="Arial" w:hAnsi="Arial" w:cs="Arial"/>
+          <w:highlight w:val="yellow"/>
+        </w:rPr>
+        <w:t>Neither MODIS nor Sentinel-2 reliably produced chlorophyll values less than 20 ug/L. As Gitelson (2009) notes, the two-band algorithm for MODIS (which utilizes the 1 km bands) lacked sensitivity below 20 ug/L.</w:t>
       </w:r>
     </w:p>
     <w:p>
